--- a/assets/Obioma_Chibueze_Justice_CV.docx
+++ b/assets/Obioma_Chibueze_Justice_CV.docx
@@ -2,71 +2,95 @@
 <file path=word/document.xml><?xml version="1.0" encoding="utf-8"?>
 <w:document xmlns:wpc="http://schemas.microsoft.com/office/word/2010/wordprocessingCanvas" xmlns:mc="http://schemas.openxmlformats.org/markup-compatibility/2006" xmlns:o="urn:schemas-microsoft-com:office:office" xmlns:r="http://schemas.openxmlformats.org/officeDocument/2006/relationships" xmlns:m="http://schemas.openxmlformats.org/officeDocument/2006/math" xmlns:v="urn:schemas-microsoft-com:vml" xmlns:wp14="http://schemas.microsoft.com/office/word/2010/wordprocessingDrawing" xmlns:wp="http://schemas.openxmlformats.org/drawingml/2006/wordprocessingDrawing" xmlns:w10="urn:schemas-microsoft-com:office:word" xmlns:w="http://schemas.openxmlformats.org/wordprocessingml/2006/main" xmlns:w14="http://schemas.microsoft.com/office/word/2010/wordml" xmlns:w15="http://schemas.microsoft.com/office/word/2012/wordml" xmlns:wpg="http://schemas.microsoft.com/office/word/2010/wordprocessingGroup" xmlns:wpi="http://schemas.microsoft.com/office/word/2010/wordprocessingInk" xmlns:wne="http://schemas.microsoft.com/office/word/2006/wordml" xmlns:wps="http://schemas.microsoft.com/office/word/2010/wordprocessingShape" xmlns:cx="http://schemas.microsoft.com/office/drawing/2014/chartex" xmlns:cx1="http://schemas.microsoft.com/office/drawing/2015/9/8/chartex" xmlns:cx2="http://schemas.microsoft.com/office/drawing/2015/10/21/chartex" xmlns:cx3="http://schemas.microsoft.com/office/drawing/2016/5/9/chartex" xmlns:cx4="http://schemas.microsoft.com/office/drawing/2016/5/10/chartex" xmlns:cx5="http://schemas.microsoft.com/office/drawing/2016/5/11/chartex" xmlns:cx6="http://schemas.microsoft.com/office/drawing/2016/5/12/chartex" xmlns:cx7="http://schemas.microsoft.com/office/drawing/2016/5/13/chartex" xmlns:cx8="http://schemas.microsoft.com/office/drawing/2016/5/14/chartex" xmlns:aink="http://schemas.microsoft.com/office/drawing/2016/ink" xmlns:am3d="http://schemas.microsoft.com/office/drawing/2017/model3d" xmlns:w16cex="http://schemas.microsoft.com/office/word/2018/wordml/cex" xmlns:w16cid="http://schemas.microsoft.com/office/word/2016/wordml/cid" xmlns:w16="http://schemas.microsoft.com/office/word/2018/wordml" xmlns:w16sdtdh="http://schemas.microsoft.com/office/word/2020/wordml/sdtdatahash" xmlns:w16se="http://schemas.microsoft.com/office/word/2015/wordml/symex" mc:Ignorable="w14 w15 wp14">
   <w:body>
-    <w:p>
-      <w:pPr>
-        <w:spacing w:after="15"/>
-      </w:pPr>
-      <w:r>
-        <w:rPr>
-          <w:rFonts w:ascii="Fraunces" w:cs="Fraunces" w:eastAsia="Fraunces" w:hAnsi="Fraunces"/>
-          <w:b/>
-          <w:bCs/>
-          <w:color w:val="15140F"/>
-          <w:sz w:val="40"/>
-          <w:szCs w:val="40"/>
-        </w:rPr>
-        <w:t xml:space="preserve">Obioma Chibueze Justice</w:t>
-      </w:r>
-    </w:p>
-    <w:p>
-      <w:pPr>
-        <w:spacing w:after="120"/>
-      </w:pPr>
-      <w:r>
-        <w:rPr>
-          <w:rFonts w:ascii="JetBrains Mono" w:cs="JetBrains Mono" w:eastAsia="JetBrains Mono" w:hAnsi="JetBrains Mono"/>
-          <w:color w:val="8A6423"/>
-          <w:spacing w:val="20"/>
-          <w:sz w:val="19"/>
-          <w:szCs w:val="19"/>
-        </w:rPr>
-        <w:t xml:space="preserve">WEB DEVELOPER &amp; PRODUCT BUILDER</w:t>
-      </w:r>
-    </w:p>
-    <w:p>
-      <w:pPr>
-        <w:spacing w:after="100"/>
-      </w:pPr>
-      <w:r>
-        <w:rPr>
-          <w:rFonts w:ascii="Newsreader" w:cs="Newsreader" w:eastAsia="Newsreader" w:hAnsi="Newsreader"/>
-          <w:color w:val="4A493F"/>
-          <w:sz w:val="18"/>
-          <w:szCs w:val="18"/>
-        </w:rPr>
-        <w:t xml:space="preserve">Lagos, Nigeria  ·  +234 913 305 8119  ·  Obiomachibuezejustice@gmail.com</w:t>
-      </w:r>
-    </w:p>
-    <w:p>
-      <w:pPr>
-        <w:spacing w:after="100"/>
-      </w:pPr>
-      <w:r>
-        <w:rPr>
-          <w:rFonts w:ascii="Newsreader" w:cs="Newsreader" w:eastAsia="Newsreader" w:hAnsi="Newsreader"/>
-          <w:color w:val="4A493F"/>
-          <w:sz w:val="18"/>
-          <w:szCs w:val="18"/>
-        </w:rPr>
-        <w:t xml:space="preserve">github.com/Justixxprime  ·  linkedin.com/in/chibueze-obioma  ·  justixxprime.github.io</w:t>
-      </w:r>
-    </w:p>
-    <w:p>
-      <w:pPr>
-        <w:pBdr>
-          <w:bottom w:val="single" w:color="C9C4B4" w:sz="4" w:space="4"/>
-        </w:pBdr>
-        <w:spacing w:after="140"/>
+    <w:tbl>
+      <w:tblPr>
+        <w:tblW w:type="pct" w:w="100%"/>
+        <w:tblBorders>
+          <w:top w:val="none" w:color="auto" w:sz="0"/>
+          <w:left w:val="none" w:color="auto" w:sz="0"/>
+          <w:bottom w:val="none" w:color="auto" w:sz="0"/>
+          <w:right w:val="none" w:color="auto" w:sz="0"/>
+          <w:insideH w:val="none" w:color="auto" w:sz="0"/>
+          <w:insideV w:val="none" w:color="auto" w:sz="0"/>
+        </w:tblBorders>
+      </w:tblPr>
+      <w:tblGrid>
+        <w:gridCol w:w="100"/>
+      </w:tblGrid>
+      <w:tr>
+        <w:tc>
+          <w:tcPr>
+            <w:shd w:fill="15140F" w:val="clear"/>
+            <w:tcMar>
+              <w:top w:type="dxa" w:w="260"/>
+              <w:left w:type="dxa" w:w="260"/>
+              <w:bottom w:type="dxa" w:w="260"/>
+              <w:right w:type="dxa" w:w="260"/>
+            </w:tcMar>
+            <w:vAlign w:val="center"/>
+          </w:tcPr>
+          <w:p>
+            <w:pPr>
+              <w:spacing w:after="60"/>
+            </w:pPr>
+            <w:r>
+              <w:rPr>
+                <w:rFonts w:ascii="Fraunces" w:cs="Fraunces" w:eastAsia="Fraunces" w:hAnsi="Fraunces"/>
+                <w:b/>
+                <w:bCs/>
+                <w:color w:val="F2EEE3"/>
+                <w:sz w:val="46"/>
+                <w:szCs w:val="46"/>
+              </w:rPr>
+              <w:t xml:space="preserve">Obioma Chibueze Justice</w:t>
+            </w:r>
+          </w:p>
+          <w:p>
+            <w:pPr>
+              <w:spacing w:after="130"/>
+            </w:pPr>
+            <w:r>
+              <w:rPr>
+                <w:rFonts w:ascii="JetBrains Mono" w:cs="JetBrains Mono" w:eastAsia="JetBrains Mono" w:hAnsi="JetBrains Mono"/>
+                <w:color w:val="B8863A"/>
+                <w:spacing w:val="24"/>
+                <w:sz w:val="19"/>
+                <w:szCs w:val="19"/>
+              </w:rPr>
+              <w:t xml:space="preserve">WEB DEVELOPER &amp; PRODUCT BUILDER</w:t>
+            </w:r>
+          </w:p>
+          <w:p>
+            <w:pPr>
+              <w:spacing w:after="40"/>
+            </w:pPr>
+            <w:r>
+              <w:rPr>
+                <w:rFonts w:ascii="Newsreader" w:cs="Newsreader" w:eastAsia="Newsreader" w:hAnsi="Newsreader"/>
+                <w:color w:val="C9C4B4"/>
+                <w:sz w:val="18"/>
+                <w:szCs w:val="18"/>
+              </w:rPr>
+              <w:t xml:space="preserve">Lagos, Nigeria   ·   +234 913 305 8119   ·   Obiomachibuezejustice@gmail.com</w:t>
+            </w:r>
+          </w:p>
+          <w:p>
+            <w:r>
+              <w:rPr>
+                <w:rFonts w:ascii="Newsreader" w:cs="Newsreader" w:eastAsia="Newsreader" w:hAnsi="Newsreader"/>
+                <w:color w:val="C9C4B4"/>
+                <w:sz w:val="18"/>
+                <w:szCs w:val="18"/>
+              </w:rPr>
+              <w:t xml:space="preserve">github.com/Justixxprime   ·   linkedin.com/in/chibueze-obioma   ·   justixxprime.github.io/portfolio</w:t>
+            </w:r>
+          </w:p>
+        </w:tc>
+      </w:tr>
+    </w:tbl>
+    <w:p>
+      <w:pPr>
+        <w:spacing w:after="0" w:before="160"/>
       </w:pPr>
     </w:p>
     <w:p>
@@ -907,7 +931,7 @@
           <w:sz w:val="19"/>
           <w:szCs w:val="19"/>
         </w:rPr>
-        <w:t xml:space="preserve">A concept nonprofit website grown from an eight page starting point into a 22 page, fully animated, installable web app. Dedicated pages for programs, measurable impact reporting, volunteer sign up, a nine article field journal, and a four step donation flow with progress tracking. Removed the site's dependency on an external CDN by compiling its full styling system into a local file, closing off a class of load order bugs, alongside dark mode and a native PWA install flow.</w:t>
+        <w:t xml:space="preserve">A concept nonprofit website with a full information architecture: a hero stating registered status and founding year, quick links into Education, Health Outreach, and Economic Empowerment, and a trust strip showing partner organizations. A four step donation flow with progress tracking, a nine article field journal, and volunteer sign up. Fully animated and installable as a progressive web app, with its full styling system compiled into a local file rather than an external CDN dependency.</w:t>
       </w:r>
     </w:p>
     <w:p>
@@ -1459,6 +1483,20 @@
           <w:szCs w:val="18"/>
         </w:rPr>
         <w:t xml:space="preserve">ADDITIONAL INFORMATION</w:t>
+      </w:r>
+    </w:p>
+    <w:p>
+      <w:pPr>
+        <w:spacing w:after="8"/>
+      </w:pPr>
+      <w:r>
+        <w:rPr>
+          <w:rFonts w:ascii="Newsreader" w:cs="Newsreader" w:eastAsia="Newsreader" w:hAnsi="Newsreader"/>
+          <w:color w:val="4A493F"/>
+          <w:sz w:val="20"/>
+          <w:szCs w:val="20"/>
+        </w:rPr>
+        <w:t xml:space="preserve">Writing: Field notes on the projects on this page at justixxprime.github.io/portfolio/notes.html, including how Boardly's backend actually works and what moving from a hospital lab into code taught me about writing better code.</w:t>
       </w:r>
     </w:p>
     <w:p>

--- a/assets/Obioma_Chibueze_Justice_CV.docx
+++ b/assets/Obioma_Chibueze_Justice_CV.docx
@@ -31,7 +31,7 @@
           </w:tcPr>
           <w:p>
             <w:pPr>
-              <w:spacing w:after="60"/>
+              <w:spacing w:after="96" w:line="320"/>
             </w:pPr>
             <w:r>
               <w:rPr>
@@ -47,7 +47,7 @@
           </w:p>
           <w:p>
             <w:pPr>
-              <w:spacing w:after="130"/>
+              <w:spacing w:after="208" w:line="320"/>
             </w:pPr>
             <w:r>
               <w:rPr>
@@ -62,7 +62,7 @@
           </w:p>
           <w:p>
             <w:pPr>
-              <w:spacing w:after="40"/>
+              <w:spacing w:after="64" w:line="320"/>
             </w:pPr>
             <w:r>
               <w:rPr>
@@ -90,15 +90,16 @@
     </w:tbl>
     <w:p>
       <w:pPr>
-        <w:spacing w:after="0" w:before="160"/>
-      </w:pPr>
-    </w:p>
-    <w:p>
-      <w:pPr>
+        <w:spacing w:after="0" w:before="256" w:line="320"/>
+      </w:pPr>
+    </w:p>
+    <w:p>
+      <w:pPr>
+        <w:keepNext/>
         <w:pBdr>
           <w:bottom w:val="single" w:color="C9C4B4" w:sz="4" w:space="4"/>
         </w:pBdr>
-        <w:spacing w:after="60" w:before="130"/>
+        <w:spacing w:after="96" w:before="208" w:line="320"/>
       </w:pPr>
       <w:r>
         <w:rPr>
@@ -113,7 +114,7 @@
     </w:p>
     <w:p>
       <w:pPr>
-        <w:spacing w:after="60"/>
+        <w:spacing w:after="96" w:line="320"/>
       </w:pPr>
       <w:r>
         <w:rPr>
@@ -127,10 +128,11 @@
     </w:p>
     <w:p>
       <w:pPr>
+        <w:keepNext/>
         <w:pBdr>
           <w:bottom w:val="single" w:color="C9C4B4" w:sz="4" w:space="4"/>
         </w:pBdr>
-        <w:spacing w:after="60" w:before="130"/>
+        <w:spacing w:after="96" w:before="208" w:line="320"/>
       </w:pPr>
       <w:r>
         <w:rPr>
@@ -145,7 +147,7 @@
     </w:p>
     <w:p>
       <w:pPr>
-        <w:spacing w:after="8"/>
+        <w:spacing w:after="12" w:line="320"/>
       </w:pPr>
       <w:r>
         <w:rPr>
@@ -161,7 +163,7 @@
     </w:p>
     <w:p>
       <w:pPr>
-        <w:spacing w:after="50"/>
+        <w:spacing w:after="80" w:line="320"/>
       </w:pPr>
       <w:r>
         <w:rPr>
@@ -175,7 +177,7 @@
     </w:p>
     <w:p>
       <w:pPr>
-        <w:spacing w:after="8"/>
+        <w:spacing w:after="12" w:line="320"/>
       </w:pPr>
       <w:r>
         <w:rPr>
@@ -191,7 +193,7 @@
     </w:p>
     <w:p>
       <w:pPr>
-        <w:spacing w:after="50"/>
+        <w:spacing w:after="80" w:line="320"/>
       </w:pPr>
       <w:r>
         <w:rPr>
@@ -205,10 +207,11 @@
     </w:p>
     <w:p>
       <w:pPr>
+        <w:keepNext/>
         <w:pBdr>
           <w:bottom w:val="single" w:color="C9C4B4" w:sz="4" w:space="4"/>
         </w:pBdr>
-        <w:spacing w:after="60" w:before="130"/>
+        <w:spacing w:after="96" w:before="208" w:line="320"/>
       </w:pPr>
       <w:r>
         <w:rPr>
@@ -223,7 +226,9 @@
     </w:p>
     <w:p>
       <w:pPr>
-        <w:spacing w:after="8" w:before="70"/>
+        <w:keepNext/>
+        <w:keepLines/>
+        <w:spacing w:after="12" w:before="112" w:line="320"/>
       </w:pPr>
       <w:r>
         <w:rPr>
@@ -248,7 +253,9 @@
     </w:p>
     <w:p>
       <w:pPr>
-        <w:spacing w:after="25"/>
+        <w:keepNext/>
+        <w:keepLines/>
+        <w:spacing w:after="40" w:line="320"/>
       </w:pPr>
       <w:r>
         <w:rPr>
@@ -264,7 +271,9 @@
     </w:p>
     <w:p>
       <w:pPr>
-        <w:spacing w:after="10"/>
+        <w:keepNext/>
+        <w:keepLines/>
+        <w:spacing w:after="10" w:line="320"/>
         <w:ind w:left="200"/>
       </w:pPr>
       <w:r>
@@ -279,7 +288,9 @@
     </w:p>
     <w:p>
       <w:pPr>
-        <w:spacing w:after="10"/>
+        <w:keepNext/>
+        <w:keepLines/>
+        <w:spacing w:after="10" w:line="320"/>
         <w:ind w:left="200"/>
       </w:pPr>
       <w:r>
@@ -294,7 +305,9 @@
     </w:p>
     <w:p>
       <w:pPr>
-        <w:spacing w:after="15"/>
+        <w:keepNext w:val="false"/>
+        <w:keepLines/>
+        <w:spacing w:after="15" w:line="320"/>
         <w:ind w:left="200"/>
       </w:pPr>
       <w:r>
@@ -309,7 +322,9 @@
     </w:p>
     <w:p>
       <w:pPr>
-        <w:spacing w:after="8" w:before="70"/>
+        <w:keepNext/>
+        <w:keepLines/>
+        <w:spacing w:after="12" w:before="112" w:line="320"/>
       </w:pPr>
       <w:r>
         <w:rPr>
@@ -334,7 +349,9 @@
     </w:p>
     <w:p>
       <w:pPr>
-        <w:spacing w:after="25"/>
+        <w:keepNext/>
+        <w:keepLines/>
+        <w:spacing w:after="40" w:line="320"/>
       </w:pPr>
       <w:r>
         <w:rPr>
@@ -350,7 +367,9 @@
     </w:p>
     <w:p>
       <w:pPr>
-        <w:spacing w:after="10"/>
+        <w:keepNext/>
+        <w:keepLines/>
+        <w:spacing w:after="10" w:line="320"/>
         <w:ind w:left="200"/>
       </w:pPr>
       <w:r>
@@ -365,7 +384,9 @@
     </w:p>
     <w:p>
       <w:pPr>
-        <w:spacing w:after="10"/>
+        <w:keepNext/>
+        <w:keepLines/>
+        <w:spacing w:after="10" w:line="320"/>
         <w:ind w:left="200"/>
       </w:pPr>
       <w:r>
@@ -380,7 +401,9 @@
     </w:p>
     <w:p>
       <w:pPr>
-        <w:spacing w:after="10"/>
+        <w:keepNext/>
+        <w:keepLines/>
+        <w:spacing w:after="10" w:line="320"/>
         <w:ind w:left="200"/>
       </w:pPr>
       <w:r>
@@ -395,7 +418,9 @@
     </w:p>
     <w:p>
       <w:pPr>
-        <w:spacing w:after="15"/>
+        <w:keepNext w:val="false"/>
+        <w:keepLines/>
+        <w:spacing w:after="15" w:line="320"/>
         <w:ind w:left="200"/>
       </w:pPr>
       <w:r>
@@ -410,7 +435,9 @@
     </w:p>
     <w:p>
       <w:pPr>
-        <w:spacing w:after="8" w:before="70"/>
+        <w:keepNext/>
+        <w:keepLines/>
+        <w:spacing w:after="12" w:before="112" w:line="320"/>
       </w:pPr>
       <w:r>
         <w:rPr>
@@ -435,7 +462,9 @@
     </w:p>
     <w:p>
       <w:pPr>
-        <w:spacing w:after="25"/>
+        <w:keepNext/>
+        <w:keepLines/>
+        <w:spacing w:after="40" w:line="320"/>
       </w:pPr>
       <w:r>
         <w:rPr>
@@ -451,7 +480,9 @@
     </w:p>
     <w:p>
       <w:pPr>
-        <w:spacing w:after="10"/>
+        <w:keepNext/>
+        <w:keepLines/>
+        <w:spacing w:after="10" w:line="320"/>
         <w:ind w:left="200"/>
       </w:pPr>
       <w:r>
@@ -466,7 +497,9 @@
     </w:p>
     <w:p>
       <w:pPr>
-        <w:spacing w:after="10"/>
+        <w:keepNext/>
+        <w:keepLines/>
+        <w:spacing w:after="10" w:line="320"/>
         <w:ind w:left="200"/>
       </w:pPr>
       <w:r>
@@ -481,7 +514,9 @@
     </w:p>
     <w:p>
       <w:pPr>
-        <w:spacing w:after="15"/>
+        <w:keepNext w:val="false"/>
+        <w:keepLines/>
+        <w:spacing w:after="15" w:line="320"/>
         <w:ind w:left="200"/>
       </w:pPr>
       <w:r>
@@ -496,7 +531,9 @@
     </w:p>
     <w:p>
       <w:pPr>
-        <w:spacing w:after="8" w:before="70"/>
+        <w:keepNext/>
+        <w:keepLines/>
+        <w:spacing w:after="12" w:before="112" w:line="320"/>
       </w:pPr>
       <w:r>
         <w:rPr>
@@ -521,7 +558,9 @@
     </w:p>
     <w:p>
       <w:pPr>
-        <w:spacing w:after="25"/>
+        <w:keepNext/>
+        <w:keepLines/>
+        <w:spacing w:after="40" w:line="320"/>
       </w:pPr>
       <w:r>
         <w:rPr>
@@ -537,7 +576,9 @@
     </w:p>
     <w:p>
       <w:pPr>
-        <w:spacing w:after="10"/>
+        <w:keepNext/>
+        <w:keepLines/>
+        <w:spacing w:after="10" w:line="320"/>
         <w:ind w:left="200"/>
       </w:pPr>
       <w:r>
@@ -552,7 +593,9 @@
     </w:p>
     <w:p>
       <w:pPr>
-        <w:spacing w:after="10"/>
+        <w:keepNext/>
+        <w:keepLines/>
+        <w:spacing w:after="10" w:line="320"/>
         <w:ind w:left="200"/>
       </w:pPr>
       <w:r>
@@ -567,7 +610,9 @@
     </w:p>
     <w:p>
       <w:pPr>
-        <w:spacing w:after="15"/>
+        <w:keepNext w:val="false"/>
+        <w:keepLines/>
+        <w:spacing w:after="15" w:line="320"/>
         <w:ind w:left="200"/>
       </w:pPr>
       <w:r>
@@ -582,7 +627,9 @@
     </w:p>
     <w:p>
       <w:pPr>
-        <w:spacing w:after="8" w:before="70"/>
+        <w:keepNext/>
+        <w:keepLines/>
+        <w:spacing w:after="12" w:before="112" w:line="320"/>
       </w:pPr>
       <w:r>
         <w:rPr>
@@ -607,7 +654,9 @@
     </w:p>
     <w:p>
       <w:pPr>
-        <w:spacing w:after="25"/>
+        <w:keepNext/>
+        <w:keepLines/>
+        <w:spacing w:after="40" w:line="320"/>
       </w:pPr>
       <w:r>
         <w:rPr>
@@ -623,7 +672,9 @@
     </w:p>
     <w:p>
       <w:pPr>
-        <w:spacing w:after="10"/>
+        <w:keepNext/>
+        <w:keepLines/>
+        <w:spacing w:after="10" w:line="320"/>
         <w:ind w:left="200"/>
       </w:pPr>
       <w:r>
@@ -638,7 +689,9 @@
     </w:p>
     <w:p>
       <w:pPr>
-        <w:spacing w:after="15"/>
+        <w:keepNext w:val="false"/>
+        <w:keepLines/>
+        <w:spacing w:after="15" w:line="320"/>
         <w:ind w:left="200"/>
       </w:pPr>
       <w:r>
@@ -653,10 +706,11 @@
     </w:p>
     <w:p>
       <w:pPr>
+        <w:keepNext/>
         <w:pBdr>
           <w:bottom w:val="single" w:color="C9C4B4" w:sz="4" w:space="4"/>
         </w:pBdr>
-        <w:spacing w:after="60" w:before="130"/>
+        <w:spacing w:after="96" w:before="208" w:line="320"/>
       </w:pPr>
       <w:r>
         <w:rPr>
@@ -671,7 +725,9 @@
     </w:p>
     <w:p>
       <w:pPr>
-        <w:spacing w:after="8" w:before="70"/>
+        <w:keepNext/>
+        <w:keepLines/>
+        <w:spacing w:after="12" w:before="112" w:line="320"/>
       </w:pPr>
       <w:r>
         <w:rPr>
@@ -696,7 +752,9 @@
     </w:p>
     <w:p>
       <w:pPr>
-        <w:spacing w:after="6"/>
+        <w:keepNext/>
+        <w:keepLines/>
+        <w:spacing w:after="9" w:line="320"/>
       </w:pPr>
       <w:r>
         <w:rPr>
@@ -710,7 +768,8 @@
     </w:p>
     <w:p>
       <w:pPr>
-        <w:spacing w:after="12"/>
+        <w:keepLines/>
+        <w:spacing w:after="19" w:line="320"/>
       </w:pPr>
       <w:r>
         <w:rPr>
@@ -724,7 +783,9 @@
     </w:p>
     <w:p>
       <w:pPr>
-        <w:spacing w:after="8" w:before="70"/>
+        <w:keepNext/>
+        <w:keepLines/>
+        <w:spacing w:after="12" w:before="112" w:line="320"/>
       </w:pPr>
       <w:r>
         <w:rPr>
@@ -749,7 +810,9 @@
     </w:p>
     <w:p>
       <w:pPr>
-        <w:spacing w:after="6"/>
+        <w:keepNext/>
+        <w:keepLines/>
+        <w:spacing w:after="9" w:line="320"/>
       </w:pPr>
       <w:r>
         <w:rPr>
@@ -763,7 +826,8 @@
     </w:p>
     <w:p>
       <w:pPr>
-        <w:spacing w:after="12"/>
+        <w:keepLines/>
+        <w:spacing w:after="19" w:line="320"/>
       </w:pPr>
       <w:r>
         <w:rPr>
@@ -777,7 +841,9 @@
     </w:p>
     <w:p>
       <w:pPr>
-        <w:spacing w:after="8" w:before="70"/>
+        <w:keepNext/>
+        <w:keepLines/>
+        <w:spacing w:after="12" w:before="112" w:line="320"/>
       </w:pPr>
       <w:r>
         <w:rPr>
@@ -802,7 +868,9 @@
     </w:p>
     <w:p>
       <w:pPr>
-        <w:spacing w:after="6"/>
+        <w:keepNext/>
+        <w:keepLines/>
+        <w:spacing w:after="9" w:line="320"/>
       </w:pPr>
       <w:r>
         <w:rPr>
@@ -816,7 +884,8 @@
     </w:p>
     <w:p>
       <w:pPr>
-        <w:spacing w:after="12"/>
+        <w:keepLines/>
+        <w:spacing w:after="19" w:line="320"/>
       </w:pPr>
       <w:r>
         <w:rPr>
@@ -830,7 +899,9 @@
     </w:p>
     <w:p>
       <w:pPr>
-        <w:spacing w:after="8" w:before="70"/>
+        <w:keepNext/>
+        <w:keepLines/>
+        <w:spacing w:after="12" w:before="112" w:line="320"/>
       </w:pPr>
       <w:r>
         <w:rPr>
@@ -855,7 +926,9 @@
     </w:p>
     <w:p>
       <w:pPr>
-        <w:spacing w:after="6"/>
+        <w:keepNext/>
+        <w:keepLines/>
+        <w:spacing w:after="9" w:line="320"/>
       </w:pPr>
       <w:r>
         <w:rPr>
@@ -869,7 +942,8 @@
     </w:p>
     <w:p>
       <w:pPr>
-        <w:spacing w:after="12"/>
+        <w:keepLines/>
+        <w:spacing w:after="19" w:line="320"/>
       </w:pPr>
       <w:r>
         <w:rPr>
@@ -883,7 +957,9 @@
     </w:p>
     <w:p>
       <w:pPr>
-        <w:spacing w:after="8" w:before="70"/>
+        <w:keepNext/>
+        <w:keepLines/>
+        <w:spacing w:after="12" w:before="112" w:line="320"/>
       </w:pPr>
       <w:r>
         <w:rPr>
@@ -908,7 +984,9 @@
     </w:p>
     <w:p>
       <w:pPr>
-        <w:spacing w:after="6"/>
+        <w:keepNext/>
+        <w:keepLines/>
+        <w:spacing w:after="9" w:line="320"/>
       </w:pPr>
       <w:r>
         <w:rPr>
@@ -922,7 +1000,8 @@
     </w:p>
     <w:p>
       <w:pPr>
-        <w:spacing w:after="12"/>
+        <w:keepLines/>
+        <w:spacing w:after="19" w:line="320"/>
       </w:pPr>
       <w:r>
         <w:rPr>
@@ -936,7 +1015,9 @@
     </w:p>
     <w:p>
       <w:pPr>
-        <w:spacing w:after="8" w:before="70"/>
+        <w:keepNext/>
+        <w:keepLines/>
+        <w:spacing w:after="12" w:before="112" w:line="320"/>
       </w:pPr>
       <w:r>
         <w:rPr>
@@ -961,7 +1042,9 @@
     </w:p>
     <w:p>
       <w:pPr>
-        <w:spacing w:after="6"/>
+        <w:keepNext/>
+        <w:keepLines/>
+        <w:spacing w:after="9" w:line="320"/>
       </w:pPr>
       <w:r>
         <w:rPr>
@@ -975,7 +1058,8 @@
     </w:p>
     <w:p>
       <w:pPr>
-        <w:spacing w:after="12"/>
+        <w:keepLines/>
+        <w:spacing w:after="19" w:line="320"/>
       </w:pPr>
       <w:r>
         <w:rPr>
@@ -989,7 +1073,9 @@
     </w:p>
     <w:p>
       <w:pPr>
-        <w:spacing w:after="8" w:before="70"/>
+        <w:keepNext/>
+        <w:keepLines/>
+        <w:spacing w:after="12" w:before="112" w:line="320"/>
       </w:pPr>
       <w:r>
         <w:rPr>
@@ -1014,7 +1100,9 @@
     </w:p>
     <w:p>
       <w:pPr>
-        <w:spacing w:after="6"/>
+        <w:keepNext/>
+        <w:keepLines/>
+        <w:spacing w:after="9" w:line="320"/>
       </w:pPr>
       <w:r>
         <w:rPr>
@@ -1028,7 +1116,8 @@
     </w:p>
     <w:p>
       <w:pPr>
-        <w:spacing w:after="12"/>
+        <w:keepLines/>
+        <w:spacing w:after="19" w:line="320"/>
       </w:pPr>
       <w:r>
         <w:rPr>
@@ -1042,7 +1131,9 @@
     </w:p>
     <w:p>
       <w:pPr>
-        <w:spacing w:after="8" w:before="70"/>
+        <w:keepNext/>
+        <w:keepLines/>
+        <w:spacing w:after="12" w:before="112" w:line="320"/>
       </w:pPr>
       <w:r>
         <w:rPr>
@@ -1067,7 +1158,9 @@
     </w:p>
     <w:p>
       <w:pPr>
-        <w:spacing w:after="6"/>
+        <w:keepNext/>
+        <w:keepLines/>
+        <w:spacing w:after="9" w:line="320"/>
       </w:pPr>
       <w:r>
         <w:rPr>
@@ -1081,7 +1174,8 @@
     </w:p>
     <w:p>
       <w:pPr>
-        <w:spacing w:after="12"/>
+        <w:keepLines/>
+        <w:spacing w:after="19" w:line="320"/>
       </w:pPr>
       <w:r>
         <w:rPr>
@@ -1095,7 +1189,9 @@
     </w:p>
     <w:p>
       <w:pPr>
-        <w:spacing w:after="8" w:before="70"/>
+        <w:keepNext/>
+        <w:keepLines/>
+        <w:spacing w:after="12" w:before="112" w:line="320"/>
       </w:pPr>
       <w:r>
         <w:rPr>
@@ -1120,7 +1216,9 @@
     </w:p>
     <w:p>
       <w:pPr>
-        <w:spacing w:after="6"/>
+        <w:keepNext/>
+        <w:keepLines/>
+        <w:spacing w:after="9" w:line="320"/>
       </w:pPr>
       <w:r>
         <w:rPr>
@@ -1134,7 +1232,8 @@
     </w:p>
     <w:p>
       <w:pPr>
-        <w:spacing w:after="12"/>
+        <w:keepLines/>
+        <w:spacing w:after="19" w:line="320"/>
       </w:pPr>
       <w:r>
         <w:rPr>
@@ -1148,7 +1247,9 @@
     </w:p>
     <w:p>
       <w:pPr>
-        <w:spacing w:after="8" w:before="70"/>
+        <w:keepNext/>
+        <w:keepLines/>
+        <w:spacing w:after="12" w:before="112" w:line="320"/>
       </w:pPr>
       <w:r>
         <w:rPr>
@@ -1173,7 +1274,9 @@
     </w:p>
     <w:p>
       <w:pPr>
-        <w:spacing w:after="6"/>
+        <w:keepNext/>
+        <w:keepLines/>
+        <w:spacing w:after="9" w:line="320"/>
       </w:pPr>
       <w:r>
         <w:rPr>
@@ -1187,7 +1290,8 @@
     </w:p>
     <w:p>
       <w:pPr>
-        <w:spacing w:after="12"/>
+        <w:keepLines/>
+        <w:spacing w:after="19" w:line="320"/>
       </w:pPr>
       <w:r>
         <w:rPr>
@@ -1201,7 +1305,9 @@
     </w:p>
     <w:p>
       <w:pPr>
-        <w:spacing w:after="8" w:before="70"/>
+        <w:keepNext/>
+        <w:keepLines/>
+        <w:spacing w:after="12" w:before="112" w:line="320"/>
       </w:pPr>
       <w:r>
         <w:rPr>
@@ -1226,7 +1332,9 @@
     </w:p>
     <w:p>
       <w:pPr>
-        <w:spacing w:after="6"/>
+        <w:keepNext/>
+        <w:keepLines/>
+        <w:spacing w:after="9" w:line="320"/>
       </w:pPr>
       <w:r>
         <w:rPr>
@@ -1240,7 +1348,8 @@
     </w:p>
     <w:p>
       <w:pPr>
-        <w:spacing w:after="12"/>
+        <w:keepLines/>
+        <w:spacing w:after="19" w:line="320"/>
       </w:pPr>
       <w:r>
         <w:rPr>
@@ -1254,10 +1363,11 @@
     </w:p>
     <w:p>
       <w:pPr>
+        <w:keepNext/>
         <w:pBdr>
           <w:bottom w:val="single" w:color="C9C4B4" w:sz="4" w:space="4"/>
         </w:pBdr>
-        <w:spacing w:after="60" w:before="130"/>
+        <w:spacing w:after="96" w:before="208" w:line="320"/>
       </w:pPr>
       <w:r>
         <w:rPr>
@@ -1272,7 +1382,9 @@
     </w:p>
     <w:p>
       <w:pPr>
-        <w:spacing w:after="6" w:before="70"/>
+        <w:keepNext/>
+        <w:keepLines/>
+        <w:spacing w:after="9" w:before="112" w:line="320"/>
       </w:pPr>
       <w:r>
         <w:rPr>
@@ -1297,7 +1409,9 @@
     </w:p>
     <w:p>
       <w:pPr>
-        <w:spacing w:after="6"/>
+        <w:keepNext/>
+        <w:keepLines/>
+        <w:spacing w:after="9" w:line="320"/>
       </w:pPr>
       <w:r>
         <w:rPr>
@@ -1313,7 +1427,8 @@
     </w:p>
     <w:p>
       <w:pPr>
-        <w:spacing w:after="40"/>
+        <w:keepLines/>
+        <w:spacing w:after="64" w:line="320"/>
       </w:pPr>
       <w:r>
         <w:rPr>
@@ -1327,7 +1442,9 @@
     </w:p>
     <w:p>
       <w:pPr>
-        <w:spacing w:after="6" w:before="70"/>
+        <w:keepNext/>
+        <w:keepLines/>
+        <w:spacing w:after="9" w:before="112" w:line="320"/>
       </w:pPr>
       <w:r>
         <w:rPr>
@@ -1352,7 +1469,9 @@
     </w:p>
     <w:p>
       <w:pPr>
-        <w:spacing w:after="6"/>
+        <w:keepNext/>
+        <w:keepLines/>
+        <w:spacing w:after="9" w:line="320"/>
       </w:pPr>
       <w:r>
         <w:rPr>
@@ -1368,7 +1487,8 @@
     </w:p>
     <w:p>
       <w:pPr>
-        <w:spacing w:after="40"/>
+        <w:keepLines/>
+        <w:spacing w:after="64" w:line="320"/>
       </w:pPr>
       <w:r>
         <w:rPr>
@@ -1382,7 +1502,9 @@
     </w:p>
     <w:p>
       <w:pPr>
-        <w:spacing w:after="6" w:before="70"/>
+        <w:keepNext/>
+        <w:keepLines/>
+        <w:spacing w:after="9" w:before="112" w:line="320"/>
       </w:pPr>
       <w:r>
         <w:rPr>
@@ -1407,7 +1529,8 @@
     </w:p>
     <w:p>
       <w:pPr>
-        <w:spacing w:after="40"/>
+        <w:keepLines/>
+        <w:spacing w:after="64" w:line="320"/>
       </w:pPr>
       <w:r>
         <w:rPr>
@@ -1423,10 +1546,11 @@
     </w:p>
     <w:p>
       <w:pPr>
+        <w:keepNext/>
         <w:pBdr>
           <w:bottom w:val="single" w:color="C9C4B4" w:sz="4" w:space="4"/>
         </w:pBdr>
-        <w:spacing w:after="60" w:before="130"/>
+        <w:spacing w:after="96" w:before="208" w:line="320"/>
       </w:pPr>
       <w:r>
         <w:rPr>
@@ -1441,7 +1565,7 @@
     </w:p>
     <w:p>
       <w:pPr>
-        <w:spacing w:after="8"/>
+        <w:spacing w:after="12" w:line="320"/>
       </w:pPr>
       <w:r>
         <w:rPr>
@@ -1455,7 +1579,7 @@
     </w:p>
     <w:p>
       <w:pPr>
-        <w:spacing w:after="40"/>
+        <w:spacing w:after="64" w:line="320"/>
       </w:pPr>
       <w:r>
         <w:rPr>
@@ -1469,10 +1593,11 @@
     </w:p>
     <w:p>
       <w:pPr>
+        <w:keepNext/>
         <w:pBdr>
           <w:bottom w:val="single" w:color="C9C4B4" w:sz="4" w:space="4"/>
         </w:pBdr>
-        <w:spacing w:after="60" w:before="130"/>
+        <w:spacing w:after="96" w:before="208" w:line="320"/>
       </w:pPr>
       <w:r>
         <w:rPr>
@@ -1487,7 +1612,7 @@
     </w:p>
     <w:p>
       <w:pPr>
-        <w:spacing w:after="8"/>
+        <w:spacing w:after="12" w:line="320"/>
       </w:pPr>
       <w:r>
         <w:rPr>
@@ -1501,7 +1626,7 @@
     </w:p>
     <w:p>
       <w:pPr>
-        <w:spacing w:after="8"/>
+        <w:spacing w:after="12" w:line="320"/>
       </w:pPr>
       <w:r>
         <w:rPr>
@@ -1515,7 +1640,7 @@
     </w:p>
     <w:p>
       <w:pPr>
-        <w:spacing w:after="8"/>
+        <w:spacing w:after="12" w:line="320"/>
       </w:pPr>
       <w:r>
         <w:rPr>
@@ -1529,7 +1654,7 @@
     </w:p>
     <w:p>
       <w:pPr>
-        <w:spacing w:after="8"/>
+        <w:spacing w:after="12" w:line="320"/>
       </w:pPr>
       <w:r>
         <w:rPr>
@@ -1543,7 +1668,7 @@
     </w:p>
     <w:p>
       <w:pPr>
-        <w:spacing w:after="60"/>
+        <w:spacing w:after="96" w:line="320"/>
       </w:pPr>
       <w:r>
         <w:rPr>
@@ -1557,7 +1682,7 @@
     </w:p>
     <w:sectPr>
       <w:pgSz w:w="11906" w:h="16838" w:orient="portrait"/>
-      <w:pgMar w:top="380" w:right="850" w:bottom="380" w:left="850" w:header="708" w:footer="708" w:gutter="0"/>
+      <w:pgMar w:top="620" w:right="900" w:bottom="620" w:left="900" w:header="708" w:footer="708" w:gutter="0"/>
       <w:pgNumType/>
       <w:docGrid w:linePitch="360"/>
     </w:sectPr>
